--- a/Educatie/Opleiding per centrum/PARADISE_opleiding_Brugge.docx
+++ b/Educatie/Opleiding per centrum/PARADISE_opleiding_Brugge.docx
@@ -1439,7 +1439,7 @@
           <w:color w:val="1B2630"/>
           <w:sz w:val="18"/>
         </w:rPr>
-        <w:t>U kiest op de fiche; de data van SEBIA 3 tot 6 zijn voorstellen van Fabienne Dobbels, die de SEBIA-opleiding geeft.</w:t>
+        <w:t>U kiest op de fiche. De data van SEBIA 3 tot 6 zijn nog voorstellen; SEBIA geeft Fabienne Dobbels.</w:t>
       </w:r>
     </w:p>
     <w:p>

--- a/Educatie/Opleiding per centrum/PARADISE_opleiding_Brugge.docx
+++ b/Educatie/Opleiding per centrum/PARADISE_opleiding_Brugge.docx
@@ -38,7 +38,7 @@
           <w:color w:val="5A6A78"/>
           <w:sz w:val="17"/>
         </w:rPr>
-        <w:t>Uw opleiding, november 2026 tot november 2027  ·  stand op 7 oktober 2026  ·  voorstel, te bevestigen met de fiche op de volgende pagina</w:t>
+        <w:t>Stand op 7 oktober 2026  ·  voorstel, te bevestigen met de fiche op pagina 2</w:t>
       </w:r>
     </w:p>
     <w:tbl>
@@ -212,7 +212,7 @@
                 <w:color w:val="1B2630"/>
                 <w:sz w:val="17"/>
               </w:rPr>
-              <w:t>online, opgenomen · 1,5 u</w:t>
+              <w:t>online, opgenomen · 1,5 u</w:t>
             </w:r>
           </w:p>
         </w:tc>
@@ -298,7 +298,7 @@
                 <w:color w:val="1B2630"/>
                 <w:sz w:val="17"/>
               </w:rPr>
-              <w:t>online, opgenomen · 1,5 u</w:t>
+              <w:t>online, opgenomen · 1,5 u</w:t>
             </w:r>
           </w:p>
         </w:tc>
@@ -394,7 +394,7 @@
                 <w:color w:val="1B2630"/>
                 <w:sz w:val="17"/>
               </w:rPr>
-              <w:t>in uw centrum · 2 u, eerst theorie, dan praktijk</w:t>
+              <w:t>in uw centrum · 2 u: theorie, dan praktijk</w:t>
             </w:r>
           </w:p>
         </w:tc>
@@ -415,7 +415,7 @@
                 <w:color w:val="1B2630"/>
                 <w:sz w:val="17"/>
               </w:rPr>
-              <w:t>podologen (bij optie A alleen de 1e); artsen kunnen aansluiten bij de theorie</w:t>
+              <w:t>podologen (bij optie A alleen de 1e); artsen kunnen bij de theorie</w:t>
             </w:r>
           </w:p>
         </w:tc>
@@ -480,7 +480,7 @@
                 <w:color w:val="1B2630"/>
                 <w:sz w:val="17"/>
               </w:rPr>
-              <w:t>online, opgenomen · 1,5 u</w:t>
+              <w:t>online, opgenomen · 1,5 u</w:t>
             </w:r>
           </w:p>
         </w:tc>
@@ -545,7 +545,7 @@
                 <w:color w:val="1B2630"/>
                 <w:sz w:val="17"/>
               </w:rPr>
-              <w:t>Zelftest: de vragenlijsten eens zelf invullen</w:t>
+              <w:t>Zelftest vragenlijsten</w:t>
             </w:r>
           </w:p>
         </w:tc>
@@ -662,7 +662,7 @@
                 <w:color w:val="1B2630"/>
                 <w:sz w:val="17"/>
               </w:rPr>
-              <w:t>samen met Kortrijk, plaats volgt · 4 u</w:t>
+              <w:t>met Kortrijk, plaats volgt · 4 u</w:t>
             </w:r>
           </w:p>
         </w:tc>
@@ -748,7 +748,7 @@
                 <w:color w:val="1B2630"/>
                 <w:sz w:val="17"/>
               </w:rPr>
-              <w:t>online, opgenomen · 2 u</w:t>
+              <w:t>online, opgenomen · 2 u</w:t>
             </w:r>
           </w:p>
         </w:tc>
@@ -834,7 +834,7 @@
                 <w:color w:val="1B2630"/>
                 <w:sz w:val="17"/>
               </w:rPr>
-              <w:t>groep Oost (Aalst, Leuven, Antwerpen), centraal, voorstel Leuven · 4 u</w:t>
+              <w:t>groep Oost (Aalst, Leuven, Antwerpen), centraal (voorstel Leuven) · 4 u</w:t>
             </w:r>
           </w:p>
         </w:tc>
@@ -888,7 +888,7 @@
                 <w:color w:val="5A6A78"/>
                 <w:sz w:val="15"/>
               </w:rPr>
-              <w:t>(optie B: ma 18 jan, voormiddag; de andere datum is het inhaalslot)</w:t>
+              <w:t>(optie B: ma 18 jan, voormiddag; de andere datum wordt de inhaaldag)</w:t>
             </w:r>
           </w:p>
         </w:tc>
@@ -909,7 +909,7 @@
                 <w:color w:val="1B2630"/>
                 <w:sz w:val="17"/>
               </w:rPr>
-              <w:t>Droogloop: vier visites op een verzonnen deelnemer</w:t>
+              <w:t>Droogloop van de vier visites</w:t>
             </w:r>
           </w:p>
         </w:tc>
@@ -930,7 +930,7 @@
                 <w:color w:val="1B2630"/>
                 <w:sz w:val="17"/>
               </w:rPr>
-              <w:t>in uw centrum · 3,5 u plus 1 u debriefing</w:t>
+              <w:t>in uw centrum · 3,5 u + 1 u nabespreking</w:t>
             </w:r>
           </w:p>
         </w:tc>
@@ -1005,7 +1005,7 @@
                 <w:color w:val="1B2630"/>
                 <w:sz w:val="17"/>
               </w:rPr>
-              <w:t>SEBIA 3 en 4, voorstel</w:t>
+              <w:t>SEBIA 3 en 4 (voorstel)</w:t>
             </w:r>
           </w:p>
         </w:tc>
@@ -1026,7 +1026,7 @@
                 <w:color w:val="1B2630"/>
                 <w:sz w:val="17"/>
               </w:rPr>
-              <w:t>samen met Kortrijk · 4 u</w:t>
+              <w:t>met Kortrijk · 4 u</w:t>
             </w:r>
           </w:p>
         </w:tc>
@@ -1101,7 +1101,7 @@
                 <w:color w:val="1B2630"/>
                 <w:sz w:val="17"/>
               </w:rPr>
-              <w:t>SEBIA 3 en 4, voorstel</w:t>
+              <w:t>SEBIA 3 en 4 (voorstel)</w:t>
             </w:r>
           </w:p>
         </w:tc>
@@ -1122,7 +1122,7 @@
                 <w:color w:val="1B2630"/>
                 <w:sz w:val="17"/>
               </w:rPr>
-              <w:t>groep Oost, centraal · 4 u</w:t>
+              <w:t>groep Oost, centraal · 4 u</w:t>
             </w:r>
           </w:p>
         </w:tc>
@@ -1166,7 +1166,17 @@
                 <w:color w:val="00407A"/>
                 <w:sz w:val="17"/>
               </w:rPr>
-              <w:t>25 of 26 mrt, of 20–30 apr 2027</w:t>
+              <w:t>25 mrt tot 30 apr 2027</w:t>
+            </w:r>
+          </w:p>
+          <w:p>
+            <w:r>
+              <w:rPr>
+                <w:b w:val="0"/>
+                <w:color w:val="5A6A78"/>
+                <w:sz w:val="15"/>
+              </w:rPr>
+              <w:t>(u kiest de dag op de fiche)</w:t>
             </w:r>
           </w:p>
         </w:tc>
@@ -1208,7 +1218,7 @@
                 <w:color w:val="1B2630"/>
                 <w:sz w:val="17"/>
               </w:rPr>
-              <w:t>in uw centrum, met Fabienne Dobbels · 1,5 u</w:t>
+              <w:t>in uw centrum · 1,5 u per podoloog</w:t>
             </w:r>
           </w:p>
         </w:tc>
@@ -1294,7 +1304,7 @@
                 <w:color w:val="1B2630"/>
                 <w:sz w:val="17"/>
               </w:rPr>
-              <w:t>online · 1 u</w:t>
+              <w:t>online · 1 u</w:t>
             </w:r>
           </w:p>
         </w:tc>
@@ -1417,33 +1427,6 @@
     </w:p>
     <w:p>
       <w:pPr>
-        <w:tabs>
-          <w:tab w:pos="227" w:val="left"/>
-        </w:tabs>
-        <w:spacing w:before="0" w:after="40"/>
-        <w:ind w:left="227" w:hanging="227"/>
-      </w:pPr>
-      <w:r>
-        <w:rPr>
-          <w:b/>
-          <w:color w:val="00407A"/>
-          <w:sz w:val="18"/>
-        </w:rPr>
-        <w:t>·</w:t>
-        <w:tab/>
-        <w:t xml:space="preserve">Datum met optie B. </w:t>
-      </w:r>
-      <w:r>
-        <w:rPr>
-          <w:b w:val="0"/>
-          <w:color w:val="1B2630"/>
-          <w:sz w:val="18"/>
-        </w:rPr>
-        <w:t>U kiest op de fiche. De data van SEBIA 3 tot 6 zijn nog voorstellen; SEBIA geeft Fabienne Dobbels.</w:t>
-      </w:r>
-    </w:p>
-    <w:p>
-      <w:pPr>
         <w:spacing w:before="120" w:after="0"/>
       </w:pPr>
       <w:r>
@@ -1494,7 +1477,7 @@
           <w:color w:val="5A6A78"/>
           <w:sz w:val="17"/>
         </w:rPr>
-        <w:t>Graag ingevuld terug tegen vrijdag 16 oktober, aan janou.debuyser@kuleuven.be. Daarna ligt de kalender vast. De vakjes kunt u in Word aanklikken of op papier aankruisen.</w:t>
+        <w:t>Graag terug tegen vrijdag 16 oktober, aan janou.debuyser@kuleuven.be. De vakjes kunt u in Word aanklikken of op papier aankruisen.</w:t>
       </w:r>
     </w:p>
     <w:p>
@@ -1534,15 +1517,15 @@
         <w:tblLayout w:type="fixed"/>
       </w:tblPr>
       <w:tblGrid>
-        <w:gridCol w:w="3402"/>
-        <w:gridCol w:w="1928"/>
-        <w:gridCol w:w="1928"/>
-        <w:gridCol w:w="2608"/>
+        <w:gridCol w:w="2722"/>
+        <w:gridCol w:w="2155"/>
+        <w:gridCol w:w="2041"/>
+        <w:gridCol w:w="2948"/>
       </w:tblGrid>
       <w:tr>
         <w:tc>
           <w:tcPr>
-            <w:tcW w:type="dxa" w:w="3402"/>
+            <w:tcW w:type="dxa" w:w="2721"/>
             <w:shd w:val="clear" w:color="auto" w:fill="1D8DB0"/>
             <w:tcMar>
               <w:top w:w="40" w:type="dxa"/>
@@ -1564,7 +1547,7 @@
         </w:tc>
         <w:tc>
           <w:tcPr>
-            <w:tcW w:type="dxa" w:w="1928"/>
+            <w:tcW w:type="dxa" w:w="2154"/>
             <w:shd w:val="clear" w:color="auto" w:fill="1D8DB0"/>
             <w:tcMar>
               <w:top w:w="40" w:type="dxa"/>
@@ -1586,7 +1569,7 @@
         </w:tc>
         <w:tc>
           <w:tcPr>
-            <w:tcW w:type="dxa" w:w="1928"/>
+            <w:tcW w:type="dxa" w:w="2041"/>
             <w:shd w:val="clear" w:color="auto" w:fill="1D8DB0"/>
             <w:tcMar>
               <w:top w:w="40" w:type="dxa"/>
@@ -1608,7 +1591,7 @@
         </w:tc>
         <w:tc>
           <w:tcPr>
-            <w:tcW w:type="dxa" w:w="2608"/>
+            <w:tcW w:type="dxa" w:w="2948"/>
             <w:shd w:val="clear" w:color="auto" w:fill="1D8DB0"/>
             <w:tcMar>
               <w:top w:w="40" w:type="dxa"/>
@@ -1632,7 +1615,7 @@
       <w:tr>
         <w:tc>
           <w:tcPr>
-            <w:tcW w:type="dxa" w:w="3402"/>
+            <w:tcW w:type="dxa" w:w="2721"/>
             <w:tcMar>
               <w:top w:w="40" w:type="dxa"/>
               <w:bottom w:w="40" w:type="dxa"/>
@@ -1647,13 +1630,13 @@
                 <w:color w:val="1B2630"/>
                 <w:sz w:val="17"/>
               </w:rPr>
-              <w:t>Technologie, 2 u, in uw centrum</w:t>
+              <w:t>Technologie</w:t>
             </w:r>
           </w:p>
         </w:tc>
         <w:tc>
           <w:tcPr>
-            <w:tcW w:type="dxa" w:w="1928"/>
+            <w:tcW w:type="dxa" w:w="2154"/>
             <w:tcMar>
               <w:top w:w="40" w:type="dxa"/>
               <w:bottom w:w="40" w:type="dxa"/>
@@ -1674,7 +1657,7 @@
         </w:tc>
         <w:tc>
           <w:tcPr>
-            <w:tcW w:type="dxa" w:w="1928"/>
+            <w:tcW w:type="dxa" w:w="2041"/>
             <w:tcMar>
               <w:top w:w="40" w:type="dxa"/>
               <w:bottom w:w="40" w:type="dxa"/>
@@ -1695,7 +1678,7 @@
         </w:tc>
         <w:tc>
           <w:tcPr>
-            <w:tcW w:type="dxa" w:w="2608"/>
+            <w:tcW w:type="dxa" w:w="2948"/>
             <w:tcMar>
               <w:top w:w="40" w:type="dxa"/>
               <w:bottom w:w="40" w:type="dxa"/>
@@ -1788,7 +1771,7 @@
       <w:tr>
         <w:tc>
           <w:tcPr>
-            <w:tcW w:type="dxa" w:w="3402"/>
+            <w:tcW w:type="dxa" w:w="2721"/>
             <w:tcMar>
               <w:top w:w="40" w:type="dxa"/>
               <w:bottom w:w="40" w:type="dxa"/>
@@ -1803,13 +1786,13 @@
                 <w:color w:val="1B2630"/>
                 <w:sz w:val="17"/>
               </w:rPr>
-              <w:t>Droogloop en debriefing, 4,5 u; de andere datum wordt het inhaalslot</w:t>
+              <w:t>Droogloop; de andere datum wordt de inhaaldag</w:t>
             </w:r>
           </w:p>
         </w:tc>
         <w:tc>
           <w:tcPr>
-            <w:tcW w:type="dxa" w:w="1928"/>
+            <w:tcW w:type="dxa" w:w="2154"/>
             <w:tcMar>
               <w:top w:w="40" w:type="dxa"/>
               <w:bottom w:w="40" w:type="dxa"/>
@@ -1830,7 +1813,7 @@
         </w:tc>
         <w:tc>
           <w:tcPr>
-            <w:tcW w:type="dxa" w:w="1928"/>
+            <w:tcW w:type="dxa" w:w="2041"/>
             <w:tcMar>
               <w:top w:w="40" w:type="dxa"/>
               <w:bottom w:w="40" w:type="dxa"/>
@@ -1851,7 +1834,7 @@
         </w:tc>
         <w:tc>
           <w:tcPr>
-            <w:tcW w:type="dxa" w:w="2608"/>
+            <w:tcW w:type="dxa" w:w="2948"/>
             <w:tcMar>
               <w:top w:w="40" w:type="dxa"/>
               <w:bottom w:w="40" w:type="dxa"/>
@@ -1944,7 +1927,7 @@
       <w:tr>
         <w:tc>
           <w:tcPr>
-            <w:tcW w:type="dxa" w:w="3402"/>
+            <w:tcW w:type="dxa" w:w="2721"/>
             <w:tcMar>
               <w:top w:w="40" w:type="dxa"/>
               <w:bottom w:w="40" w:type="dxa"/>
@@ -1959,13 +1942,13 @@
                 <w:color w:val="1B2630"/>
                 <w:sz w:val="17"/>
               </w:rPr>
-              <w:t>SEBIA 1 en 2 voor de 1e podoloog, 4 u, samen met Kortrijk</w:t>
+              <w:t>SEBIA 1 en 2, 1e podoloog</w:t>
             </w:r>
           </w:p>
         </w:tc>
         <w:tc>
           <w:tcPr>
-            <w:tcW w:type="dxa" w:w="1928"/>
+            <w:tcW w:type="dxa" w:w="2154"/>
             <w:tcMar>
               <w:top w:w="40" w:type="dxa"/>
               <w:bottom w:w="40" w:type="dxa"/>
@@ -1986,7 +1969,7 @@
         </w:tc>
         <w:tc>
           <w:tcPr>
-            <w:tcW w:type="dxa" w:w="1928"/>
+            <w:tcW w:type="dxa" w:w="2041"/>
             <w:tcMar>
               <w:top w:w="40" w:type="dxa"/>
               <w:bottom w:w="40" w:type="dxa"/>
@@ -2007,163 +1990,7 @@
         </w:tc>
         <w:tc>
           <w:tcPr>
-            <w:tcW w:type="dxa" w:w="2608"/>
-            <w:tcMar>
-              <w:top w:w="40" w:type="dxa"/>
-              <w:bottom w:w="40" w:type="dxa"/>
-              <w:left w:w="80" w:type="dxa"/>
-              <w:right w:w="80" w:type="dxa"/>
-            </w:tcMar>
-          </w:tcPr>
-          <w:p>
-            <w:sdt>
-              <w:sdtPr>
-                <w14:checkbox>
-                  <w14:checked w14:val="0"/>
-                  <w14:checkedState w14:val="2612" w14:font="MS Gothic"/>
-                  <w14:uncheckedState w14:val="2610" w14:font="MS Gothic"/>
-                </w14:checkbox>
-              </w:sdtPr>
-              <w:sdtContent>
-                <w:r>
-                  <w:rPr>
-                    <w:rFonts w:ascii="MS Gothic" w:eastAsia="MS Gothic" w:hAnsi="MS Gothic"/>
-                    <w:sz w:val="20"/>
-                  </w:rPr>
-                  <w:t>☐</w:t>
-                </w:r>
-              </w:sdtContent>
-            </w:sdt>
-            <w:r>
-              <w:rPr>
-                <w:b w:val="0"/>
-                <w:color w:val="1B2630"/>
-                <w:sz w:val="17"/>
-              </w:rPr>
-              <w:t xml:space="preserve"> A   </w:t>
-            </w:r>
-            <w:sdt>
-              <w:sdtPr>
-                <w14:checkbox>
-                  <w14:checked w14:val="0"/>
-                  <w14:checkedState w14:val="2612" w14:font="MS Gothic"/>
-                  <w14:uncheckedState w14:val="2610" w14:font="MS Gothic"/>
-                </w14:checkbox>
-              </w:sdtPr>
-              <w:sdtContent>
-                <w:r>
-                  <w:rPr>
-                    <w:rFonts w:ascii="MS Gothic" w:eastAsia="MS Gothic" w:hAnsi="MS Gothic"/>
-                    <w:sz w:val="20"/>
-                  </w:rPr>
-                  <w:t>☐</w:t>
-                </w:r>
-              </w:sdtContent>
-            </w:sdt>
-            <w:r>
-              <w:rPr>
-                <w:b w:val="0"/>
-                <w:color w:val="1B2630"/>
-                <w:sz w:val="17"/>
-              </w:rPr>
-              <w:t xml:space="preserve"> B   </w:t>
-            </w:r>
-            <w:sdt>
-              <w:sdtPr>
-                <w14:checkbox>
-                  <w14:checked w14:val="0"/>
-                  <w14:checkedState w14:val="2612" w14:font="MS Gothic"/>
-                  <w14:uncheckedState w14:val="2610" w14:font="MS Gothic"/>
-                </w14:checkbox>
-              </w:sdtPr>
-              <w:sdtContent>
-                <w:r>
-                  <w:rPr>
-                    <w:rFonts w:ascii="MS Gothic" w:eastAsia="MS Gothic" w:hAnsi="MS Gothic"/>
-                    <w:sz w:val="20"/>
-                  </w:rPr>
-                  <w:t>☐</w:t>
-                </w:r>
-              </w:sdtContent>
-            </w:sdt>
-            <w:r>
-              <w:rPr>
-                <w:b w:val="0"/>
-                <w:color w:val="1B2630"/>
-                <w:sz w:val="17"/>
-              </w:rPr>
-              <w:t xml:space="preserve"> geen van beide   </w:t>
-            </w:r>
-          </w:p>
-        </w:tc>
-      </w:tr>
-      <w:tr>
-        <w:tc>
-          <w:tcPr>
-            <w:tcW w:type="dxa" w:w="3402"/>
-            <w:tcMar>
-              <w:top w:w="40" w:type="dxa"/>
-              <w:bottom w:w="40" w:type="dxa"/>
-              <w:left w:w="80" w:type="dxa"/>
-              <w:right w:w="80" w:type="dxa"/>
-            </w:tcMar>
-          </w:tcPr>
-          <w:p>
-            <w:r>
-              <w:rPr>
-                <w:b w:val="0"/>
-                <w:color w:val="1B2630"/>
-                <w:sz w:val="17"/>
-              </w:rPr>
-              <w:t>SEBIA 5, 1,5 u per podoloog, in uw centrum, met Fabienne Dobbels</w:t>
-            </w:r>
-          </w:p>
-        </w:tc>
-        <w:tc>
-          <w:tcPr>
-            <w:tcW w:type="dxa" w:w="1928"/>
-            <w:tcMar>
-              <w:top w:w="40" w:type="dxa"/>
-              <w:bottom w:w="40" w:type="dxa"/>
-              <w:left w:w="80" w:type="dxa"/>
-              <w:right w:w="80" w:type="dxa"/>
-            </w:tcMar>
-          </w:tcPr>
-          <w:p>
-            <w:r>
-              <w:rPr>
-                <w:b w:val="0"/>
-                <w:color w:val="1B2630"/>
-                <w:sz w:val="17"/>
-              </w:rPr>
-              <w:t>25 of 26 maart, vóór de paasvakantie</w:t>
-            </w:r>
-          </w:p>
-        </w:tc>
-        <w:tc>
-          <w:tcPr>
-            <w:tcW w:type="dxa" w:w="1928"/>
-            <w:tcMar>
-              <w:top w:w="40" w:type="dxa"/>
-              <w:bottom w:w="40" w:type="dxa"/>
-              <w:left w:w="80" w:type="dxa"/>
-              <w:right w:w="80" w:type="dxa"/>
-            </w:tcMar>
-          </w:tcPr>
-          <w:p>
-            <w:r>
-              <w:rPr>
-                <w:b w:val="0"/>
-                <w:color w:val="1B2630"/>
-                <w:sz w:val="17"/>
-              </w:rPr>
-              <w:t>tussen 20 en 30 april, na de paasvakantie</w:t>
-            </w:r>
-          </w:p>
-        </w:tc>
-        <w:tc>
-          <w:tcPr>
-            <w:tcW w:type="dxa" w:w="2608"/>
+            <w:tcW w:type="dxa" w:w="2948"/>
             <w:tcMar>
               <w:top w:w="40" w:type="dxa"/>
               <w:bottom w:w="40" w:type="dxa"/>
@@ -2291,14 +2118,14 @@
         <w:tblLayout w:type="fixed"/>
       </w:tblPr>
       <w:tblGrid>
-        <w:gridCol w:w="4876"/>
-        <w:gridCol w:w="2608"/>
-        <w:gridCol w:w="2381"/>
+        <w:gridCol w:w="4309"/>
+        <w:gridCol w:w="3289"/>
+        <w:gridCol w:w="2268"/>
       </w:tblGrid>
       <w:tr>
         <w:tc>
           <w:tcPr>
-            <w:tcW w:type="dxa" w:w="4876"/>
+            <w:tcW w:type="dxa" w:w="4309"/>
             <w:shd w:val="clear" w:color="auto" w:fill="1D8DB0"/>
             <w:tcMar>
               <w:top w:w="40" w:type="dxa"/>
@@ -2320,7 +2147,7 @@
         </w:tc>
         <w:tc>
           <w:tcPr>
-            <w:tcW w:type="dxa" w:w="2608"/>
+            <w:tcW w:type="dxa" w:w="3288"/>
             <w:shd w:val="clear" w:color="auto" w:fill="1D8DB0"/>
             <w:tcMar>
               <w:top w:w="40" w:type="dxa"/>
@@ -2342,7 +2169,7 @@
         </w:tc>
         <w:tc>
           <w:tcPr>
-            <w:tcW w:type="dxa" w:w="2381"/>
+            <w:tcW w:type="dxa" w:w="2268"/>
             <w:shd w:val="clear" w:color="auto" w:fill="1D8DB0"/>
             <w:tcMar>
               <w:top w:w="40" w:type="dxa"/>
@@ -2366,7 +2193,7 @@
       <w:tr>
         <w:tc>
           <w:tcPr>
-            <w:tcW w:type="dxa" w:w="4876"/>
+            <w:tcW w:type="dxa" w:w="4309"/>
             <w:tcMar>
               <w:top w:w="40" w:type="dxa"/>
               <w:bottom w:w="40" w:type="dxa"/>
@@ -2381,13 +2208,13 @@
                 <w:color w:val="1B2630"/>
                 <w:sz w:val="17"/>
               </w:rPr>
-              <w:t>SEBIA 1 en 2 voor de 2e podoloog, 4 u, groep Oost</w:t>
+              <w:t>SEBIA 1 en 2, 2e podoloog</w:t>
             </w:r>
           </w:p>
         </w:tc>
         <w:tc>
           <w:tcPr>
-            <w:tcW w:type="dxa" w:w="2608"/>
+            <w:tcW w:type="dxa" w:w="3288"/>
             <w:tcMar>
               <w:top w:w="40" w:type="dxa"/>
               <w:bottom w:w="40" w:type="dxa"/>
@@ -2408,7 +2235,7 @@
         </w:tc>
         <w:tc>
           <w:tcPr>
-            <w:tcW w:type="dxa" w:w="2381"/>
+            <w:tcW w:type="dxa" w:w="2268"/>
             <w:tcMar>
               <w:top w:w="40" w:type="dxa"/>
               <w:bottom w:w="40" w:type="dxa"/>
@@ -2475,7 +2302,7 @@
       <w:tr>
         <w:tc>
           <w:tcPr>
-            <w:tcW w:type="dxa" w:w="4876"/>
+            <w:tcW w:type="dxa" w:w="4309"/>
             <w:tcMar>
               <w:top w:w="40" w:type="dxa"/>
               <w:bottom w:w="40" w:type="dxa"/>
@@ -2490,13 +2317,13 @@
                 <w:color w:val="1B2630"/>
                 <w:sz w:val="17"/>
               </w:rPr>
-              <w:t>SEBIA 3 en 4 voor de 1e podoloog, 4 u, samen met Kortrijk; inhaal ma 8 mrt</w:t>
+              <w:t>SEBIA 3 en 4, 1e podoloog</w:t>
             </w:r>
           </w:p>
         </w:tc>
         <w:tc>
           <w:tcPr>
-            <w:tcW w:type="dxa" w:w="2608"/>
+            <w:tcW w:type="dxa" w:w="3288"/>
             <w:tcMar>
               <w:top w:w="40" w:type="dxa"/>
               <w:bottom w:w="40" w:type="dxa"/>
@@ -2517,7 +2344,7 @@
         </w:tc>
         <w:tc>
           <w:tcPr>
-            <w:tcW w:type="dxa" w:w="2381"/>
+            <w:tcW w:type="dxa" w:w="2268"/>
             <w:tcMar>
               <w:top w:w="40" w:type="dxa"/>
               <w:bottom w:w="40" w:type="dxa"/>
@@ -2584,7 +2411,7 @@
       <w:tr>
         <w:tc>
           <w:tcPr>
-            <w:tcW w:type="dxa" w:w="4876"/>
+            <w:tcW w:type="dxa" w:w="4309"/>
             <w:tcMar>
               <w:top w:w="40" w:type="dxa"/>
               <w:bottom w:w="40" w:type="dxa"/>
@@ -2599,13 +2426,13 @@
                 <w:color w:val="1B2630"/>
                 <w:sz w:val="17"/>
               </w:rPr>
-              <w:t>SEBIA 3 en 4 voor de 2e podoloog, 4 u, groep Oost; inhaal ma 8 mrt</w:t>
+              <w:t>SEBIA 3 en 4, 2e podoloog</w:t>
             </w:r>
           </w:p>
         </w:tc>
         <w:tc>
           <w:tcPr>
-            <w:tcW w:type="dxa" w:w="2608"/>
+            <w:tcW w:type="dxa" w:w="3288"/>
             <w:tcMar>
               <w:top w:w="40" w:type="dxa"/>
               <w:bottom w:w="40" w:type="dxa"/>
@@ -2626,7 +2453,7 @@
         </w:tc>
         <w:tc>
           <w:tcPr>
-            <w:tcW w:type="dxa" w:w="2381"/>
+            <w:tcW w:type="dxa" w:w="2268"/>
             <w:tcMar>
               <w:top w:w="40" w:type="dxa"/>
               <w:bottom w:w="40" w:type="dxa"/>
@@ -2709,6 +2536,248 @@
           <w:color w:val="00407A"/>
           <w:sz w:val="22"/>
         </w:rPr>
+        <w:t>SEBIA 5: welke dagen passen?</w:t>
+      </w:r>
+    </w:p>
+    <w:p>
+      <w:pPr>
+        <w:spacing w:before="0" w:after="60"/>
+      </w:pPr>
+      <w:r>
+        <w:rPr>
+          <w:b w:val="0"/>
+          <w:color w:val="5A6A78"/>
+          <w:sz w:val="17"/>
+        </w:rPr>
+        <w:t>1,5 u per podoloog, in uw centrum. Dit zijn de dagen die de lesgever, Fabienne Dobbels, opgaf; kruis alles aan wat past.</w:t>
+      </w:r>
+    </w:p>
+    <w:p>
+      <w:pPr>
+        <w:spacing w:before="0" w:after="40"/>
+      </w:pPr>
+      <w:r>
+        <w:rPr>
+          <w:b/>
+          <w:color w:val="00407A"/>
+          <w:sz w:val="18"/>
+        </w:rPr>
+        <w:t xml:space="preserve">Vóór de paasvakantie:   </w:t>
+      </w:r>
+      <w:sdt>
+        <w:sdtPr>
+          <w14:checkbox>
+            <w14:checked w14:val="0"/>
+            <w14:checkedState w14:val="2612" w14:font="MS Gothic"/>
+            <w14:uncheckedState w14:val="2610" w14:font="MS Gothic"/>
+          </w14:checkbox>
+        </w:sdtPr>
+        <w:sdtContent>
+          <w:r>
+            <w:rPr>
+              <w:rFonts w:ascii="MS Gothic" w:eastAsia="MS Gothic" w:hAnsi="MS Gothic"/>
+              <w:sz w:val="20"/>
+            </w:rPr>
+            <w:t>☐</w:t>
+          </w:r>
+        </w:sdtContent>
+      </w:sdt>
+      <w:r>
+        <w:rPr>
+          <w:b w:val="0"/>
+          <w:color w:val="1B2630"/>
+          <w:sz w:val="17"/>
+        </w:rPr>
+        <w:t xml:space="preserve"> do 25 mrt, late namiddag   </w:t>
+      </w:r>
+      <w:sdt>
+        <w:sdtPr>
+          <w14:checkbox>
+            <w14:checked w14:val="0"/>
+            <w14:checkedState w14:val="2612" w14:font="MS Gothic"/>
+            <w14:uncheckedState w14:val="2610" w14:font="MS Gothic"/>
+          </w14:checkbox>
+        </w:sdtPr>
+        <w:sdtContent>
+          <w:r>
+            <w:rPr>
+              <w:rFonts w:ascii="MS Gothic" w:eastAsia="MS Gothic" w:hAnsi="MS Gothic"/>
+              <w:sz w:val="20"/>
+            </w:rPr>
+            <w:t>☐</w:t>
+          </w:r>
+        </w:sdtContent>
+      </w:sdt>
+      <w:r>
+        <w:rPr>
+          <w:b w:val="0"/>
+          <w:color w:val="1B2630"/>
+          <w:sz w:val="17"/>
+        </w:rPr>
+        <w:t xml:space="preserve"> vr 26 mrt   </w:t>
+      </w:r>
+    </w:p>
+    <w:p>
+      <w:pPr>
+        <w:spacing w:before="0" w:after="40"/>
+      </w:pPr>
+      <w:r>
+        <w:rPr>
+          <w:b/>
+          <w:color w:val="00407A"/>
+          <w:sz w:val="18"/>
+        </w:rPr>
+        <w:t xml:space="preserve">Na de paasvakantie:   </w:t>
+      </w:r>
+      <w:sdt>
+        <w:sdtPr>
+          <w14:checkbox>
+            <w14:checked w14:val="0"/>
+            <w14:checkedState w14:val="2612" w14:font="MS Gothic"/>
+            <w14:uncheckedState w14:val="2610" w14:font="MS Gothic"/>
+          </w14:checkbox>
+        </w:sdtPr>
+        <w:sdtContent>
+          <w:r>
+            <w:rPr>
+              <w:rFonts w:ascii="MS Gothic" w:eastAsia="MS Gothic" w:hAnsi="MS Gothic"/>
+              <w:sz w:val="20"/>
+            </w:rPr>
+            <w:t>☐</w:t>
+          </w:r>
+        </w:sdtContent>
+      </w:sdt>
+      <w:r>
+        <w:rPr>
+          <w:b w:val="0"/>
+          <w:color w:val="1B2630"/>
+          <w:sz w:val="17"/>
+        </w:rPr>
+        <w:t xml:space="preserve"> di 20 apr   </w:t>
+      </w:r>
+      <w:sdt>
+        <w:sdtPr>
+          <w14:checkbox>
+            <w14:checked w14:val="0"/>
+            <w14:checkedState w14:val="2612" w14:font="MS Gothic"/>
+            <w14:uncheckedState w14:val="2610" w14:font="MS Gothic"/>
+          </w14:checkbox>
+        </w:sdtPr>
+        <w:sdtContent>
+          <w:r>
+            <w:rPr>
+              <w:rFonts w:ascii="MS Gothic" w:eastAsia="MS Gothic" w:hAnsi="MS Gothic"/>
+              <w:sz w:val="20"/>
+            </w:rPr>
+            <w:t>☐</w:t>
+          </w:r>
+        </w:sdtContent>
+      </w:sdt>
+      <w:r>
+        <w:rPr>
+          <w:b w:val="0"/>
+          <w:color w:val="1B2630"/>
+          <w:sz w:val="17"/>
+        </w:rPr>
+        <w:t xml:space="preserve"> vr 23 apr   </w:t>
+      </w:r>
+      <w:sdt>
+        <w:sdtPr>
+          <w14:checkbox>
+            <w14:checked w14:val="0"/>
+            <w14:checkedState w14:val="2612" w14:font="MS Gothic"/>
+            <w14:uncheckedState w14:val="2610" w14:font="MS Gothic"/>
+          </w14:checkbox>
+        </w:sdtPr>
+        <w:sdtContent>
+          <w:r>
+            <w:rPr>
+              <w:rFonts w:ascii="MS Gothic" w:eastAsia="MS Gothic" w:hAnsi="MS Gothic"/>
+              <w:sz w:val="20"/>
+            </w:rPr>
+            <w:t>☐</w:t>
+          </w:r>
+        </w:sdtContent>
+      </w:sdt>
+      <w:r>
+        <w:rPr>
+          <w:b w:val="0"/>
+          <w:color w:val="1B2630"/>
+          <w:sz w:val="17"/>
+        </w:rPr>
+        <w:t xml:space="preserve"> ma 26 apr, voormiddag   </w:t>
+      </w:r>
+      <w:sdt>
+        <w:sdtPr>
+          <w14:checkbox>
+            <w14:checked w14:val="0"/>
+            <w14:checkedState w14:val="2612" w14:font="MS Gothic"/>
+            <w14:uncheckedState w14:val="2610" w14:font="MS Gothic"/>
+          </w14:checkbox>
+        </w:sdtPr>
+        <w:sdtContent>
+          <w:r>
+            <w:rPr>
+              <w:rFonts w:ascii="MS Gothic" w:eastAsia="MS Gothic" w:hAnsi="MS Gothic"/>
+              <w:sz w:val="20"/>
+            </w:rPr>
+            <w:t>☐</w:t>
+          </w:r>
+        </w:sdtContent>
+      </w:sdt>
+      <w:r>
+        <w:rPr>
+          <w:b w:val="0"/>
+          <w:color w:val="1B2630"/>
+          <w:sz w:val="17"/>
+        </w:rPr>
+        <w:t xml:space="preserve"> di 27 apr   </w:t>
+      </w:r>
+      <w:sdt>
+        <w:sdtPr>
+          <w14:checkbox>
+            <w14:checked w14:val="0"/>
+            <w14:checkedState w14:val="2612" w14:font="MS Gothic"/>
+            <w14:uncheckedState w14:val="2610" w14:font="MS Gothic"/>
+          </w14:checkbox>
+        </w:sdtPr>
+        <w:sdtContent>
+          <w:r>
+            <w:rPr>
+              <w:rFonts w:ascii="MS Gothic" w:eastAsia="MS Gothic" w:hAnsi="MS Gothic"/>
+              <w:sz w:val="20"/>
+            </w:rPr>
+            <w:t>☐</w:t>
+          </w:r>
+        </w:sdtContent>
+      </w:sdt>
+      <w:r>
+        <w:rPr>
+          <w:b w:val="0"/>
+          <w:color w:val="1B2630"/>
+          <w:sz w:val="17"/>
+        </w:rPr>
+        <w:t xml:space="preserve"> vr 30 apr   </w:t>
+      </w:r>
+    </w:p>
+    <w:p>
+      <w:pPr>
+        <w:spacing w:before="200" w:after="80"/>
+      </w:pPr>
+      <w:r>
+        <w:rPr>
+          <w:b/>
+          <w:color w:val="FF7A00"/>
+          <w:sz w:val="22"/>
+        </w:rPr>
+        <w:t xml:space="preserve">4  </w:t>
+      </w:r>
+      <w:r>
+        <w:rPr>
+          <w:b/>
+          <w:color w:val="00407A"/>
+          <w:sz w:val="22"/>
+        </w:rPr>
         <w:t>Wat we nog van u nodig hebben</w:t>
       </w:r>
     </w:p>
@@ -2727,7 +2796,7 @@
     </w:p>
     <w:p>
       <w:pPr>
-        <w:spacing w:before="320" w:after="0"/>
+        <w:spacing w:before="280" w:after="0"/>
         <w:pBdr>
           <w:bottom w:val="single" w:sz="4" w:space="1" w:color="B8C6D2"/>
           <w:between w:val="single" w:sz="4" w:space="1" w:color="B8C6D2"/>
@@ -2749,7 +2818,7 @@
     </w:p>
     <w:p>
       <w:pPr>
-        <w:spacing w:before="320" w:after="0"/>
+        <w:spacing w:before="280" w:after="0"/>
         <w:pBdr>
           <w:bottom w:val="single" w:sz="4" w:space="1" w:color="B8C6D2"/>
           <w:between w:val="single" w:sz="4" w:space="1" w:color="B8C6D2"/>
@@ -2771,7 +2840,7 @@
     </w:p>
     <w:p>
       <w:pPr>
-        <w:spacing w:before="320" w:after="0"/>
+        <w:spacing w:before="280" w:after="0"/>
         <w:pBdr>
           <w:bottom w:val="single" w:sz="4" w:space="1" w:color="B8C6D2"/>
           <w:between w:val="single" w:sz="4" w:space="1" w:color="B8C6D2"/>
@@ -2788,12 +2857,12 @@
           <w:color w:val="1B2630"/>
           <w:sz w:val="18"/>
         </w:rPr>
-        <w:t>–  Maandagvoormiddag staat als uw beste moment, maar op maandag staat geen podoloog vermeld. Klopt dat? Past maandag 1 maart voor de eerste podoloog?</w:t>
+        <w:t>–  U gaf maandagvoormiddag op als beste moment, maar op maandag staat geen podoloog vermeld. Klopt dat? Past maandag 1 maart voor de eerste podoloog?</w:t>
       </w:r>
     </w:p>
     <w:p>
       <w:pPr>
-        <w:spacing w:before="320" w:after="0"/>
+        <w:spacing w:before="280" w:after="0"/>
         <w:pBdr>
           <w:bottom w:val="single" w:sz="4" w:space="1" w:color="B8C6D2"/>
           <w:between w:val="single" w:sz="4" w:space="1" w:color="B8C6D2"/>
@@ -2810,7 +2879,7 @@
           <w:color w:val="FF7A00"/>
           <w:sz w:val="22"/>
         </w:rPr>
-        <w:t xml:space="preserve">4  </w:t>
+        <w:t xml:space="preserve">5  </w:t>
       </w:r>
       <w:r>
         <w:rPr>
@@ -2823,7 +2892,7 @@
     </w:p>
     <w:p>
       <w:pPr>
-        <w:spacing w:before="360" w:after="0"/>
+        <w:spacing w:before="320" w:after="0"/>
         <w:pBdr>
           <w:bottom w:val="single" w:sz="4" w:space="1" w:color="B8C6D2"/>
           <w:between w:val="single" w:sz="4" w:space="1" w:color="B8C6D2"/>
@@ -2832,7 +2901,7 @@
     </w:p>
     <w:p>
       <w:pPr>
-        <w:spacing w:before="360" w:after="0"/>
+        <w:spacing w:before="320" w:after="0"/>
         <w:pBdr>
           <w:bottom w:val="single" w:sz="4" w:space="1" w:color="B8C6D2"/>
           <w:between w:val="single" w:sz="4" w:space="1" w:color="B8C6D2"/>
@@ -2841,7 +2910,7 @@
     </w:p>
     <w:p>
       <w:pPr>
-        <w:spacing w:before="360" w:after="0"/>
+        <w:spacing w:before="320" w:after="0"/>
         <w:pBdr>
           <w:bottom w:val="single" w:sz="4" w:space="1" w:color="B8C6D2"/>
           <w:between w:val="single" w:sz="4" w:space="1" w:color="B8C6D2"/>

--- a/Educatie/Opleiding per centrum/PARADISE_opleiding_Brugge.docx
+++ b/Educatie/Opleiding per centrum/PARADISE_opleiding_Brugge.docx
@@ -38,7 +38,7 @@
           <w:color w:val="5A6A78"/>
           <w:sz w:val="17"/>
         </w:rPr>
-        <w:t>Stand op 7 oktober 2026  ·  voorstel, te bevestigen met de fiche op pagina 2</w:t>
+        <w:t>Stand op 8 oktober 2026  ·  voorstel, te bevestigen met de fiche op pagina 2</w:t>
       </w:r>
     </w:p>
     <w:tbl>
@@ -1166,17 +1166,7 @@
                 <w:color w:val="00407A"/>
                 <w:sz w:val="17"/>
               </w:rPr>
-              <w:t>25 mrt tot 30 apr 2027</w:t>
-            </w:r>
-          </w:p>
-          <w:p>
-            <w:r>
-              <w:rPr>
-                <w:b w:val="0"/>
-                <w:color w:val="5A6A78"/>
-                <w:sz w:val="15"/>
-              </w:rPr>
-              <w:t>(u kiest de dag op de fiche)</w:t>
+              <w:t>ma 26 apr 2027, voormiddag</w:t>
             </w:r>
           </w:p>
         </w:tc>
@@ -1197,7 +1187,7 @@
                 <w:color w:val="1B2630"/>
                 <w:sz w:val="17"/>
               </w:rPr>
-              <w:t>SEBIA 5: booster</w:t>
+              <w:t>SEBIA 5: booster (voorstel)</w:t>
             </w:r>
           </w:p>
         </w:tc>
@@ -2517,31 +2507,119 @@
           </w:p>
         </w:tc>
       </w:tr>
+      <w:tr>
+        <w:tc>
+          <w:tcPr>
+            <w:tcW w:type="dxa" w:w="4309"/>
+            <w:tcMar>
+              <w:top w:w="40" w:type="dxa"/>
+              <w:bottom w:w="40" w:type="dxa"/>
+              <w:left w:w="80" w:type="dxa"/>
+              <w:right w:w="80" w:type="dxa"/>
+            </w:tcMar>
+          </w:tcPr>
+          <w:p>
+            <w:r>
+              <w:rPr>
+                <w:b w:val="0"/>
+                <w:color w:val="1B2630"/>
+                <w:sz w:val="17"/>
+              </w:rPr>
+              <w:t>SEBIA 5</w:t>
+            </w:r>
+          </w:p>
+        </w:tc>
+        <w:tc>
+          <w:tcPr>
+            <w:tcW w:type="dxa" w:w="3288"/>
+            <w:tcMar>
+              <w:top w:w="40" w:type="dxa"/>
+              <w:bottom w:w="40" w:type="dxa"/>
+              <w:left w:w="80" w:type="dxa"/>
+              <w:right w:w="80" w:type="dxa"/>
+            </w:tcMar>
+          </w:tcPr>
+          <w:p>
+            <w:r>
+              <w:rPr>
+                <w:b w:val="0"/>
+                <w:color w:val="1B2630"/>
+                <w:sz w:val="17"/>
+              </w:rPr>
+              <w:t>ma 26 apr, voormiddag</w:t>
+            </w:r>
+          </w:p>
+        </w:tc>
+        <w:tc>
+          <w:tcPr>
+            <w:tcW w:type="dxa" w:w="2268"/>
+            <w:tcMar>
+              <w:top w:w="40" w:type="dxa"/>
+              <w:bottom w:w="40" w:type="dxa"/>
+              <w:left w:w="80" w:type="dxa"/>
+              <w:right w:w="80" w:type="dxa"/>
+            </w:tcMar>
+          </w:tcPr>
+          <w:p>
+            <w:sdt>
+              <w:sdtPr>
+                <w14:checkbox>
+                  <w14:checked w14:val="0"/>
+                  <w14:checkedState w14:val="2612" w14:font="MS Gothic"/>
+                  <w14:uncheckedState w14:val="2610" w14:font="MS Gothic"/>
+                </w14:checkbox>
+              </w:sdtPr>
+              <w:sdtContent>
+                <w:r>
+                  <w:rPr>
+                    <w:rFonts w:ascii="MS Gothic" w:eastAsia="MS Gothic" w:hAnsi="MS Gothic"/>
+                    <w:sz w:val="20"/>
+                  </w:rPr>
+                  <w:t>☐</w:t>
+                </w:r>
+              </w:sdtContent>
+            </w:sdt>
+            <w:r>
+              <w:rPr>
+                <w:b w:val="0"/>
+                <w:color w:val="1B2630"/>
+                <w:sz w:val="17"/>
+              </w:rPr>
+              <w:t xml:space="preserve"> ja   </w:t>
+            </w:r>
+            <w:sdt>
+              <w:sdtPr>
+                <w14:checkbox>
+                  <w14:checked w14:val="0"/>
+                  <w14:checkedState w14:val="2612" w14:font="MS Gothic"/>
+                  <w14:uncheckedState w14:val="2610" w14:font="MS Gothic"/>
+                </w14:checkbox>
+              </w:sdtPr>
+              <w:sdtContent>
+                <w:r>
+                  <w:rPr>
+                    <w:rFonts w:ascii="MS Gothic" w:eastAsia="MS Gothic" w:hAnsi="MS Gothic"/>
+                    <w:sz w:val="20"/>
+                  </w:rPr>
+                  <w:t>☐</w:t>
+                </w:r>
+              </w:sdtContent>
+            </w:sdt>
+            <w:r>
+              <w:rPr>
+                <w:b w:val="0"/>
+                <w:color w:val="1B2630"/>
+                <w:sz w:val="17"/>
+              </w:rPr>
+              <w:t xml:space="preserve"> nee   </w:t>
+            </w:r>
+          </w:p>
+        </w:tc>
+      </w:tr>
     </w:tbl>
     <w:p>
       <w:pPr>
-        <w:spacing w:before="200" w:after="80"/>
-      </w:pPr>
-      <w:r>
-        <w:rPr>
-          <w:b/>
-          <w:color w:val="FF7A00"/>
-          <w:sz w:val="22"/>
-        </w:rPr>
-        <w:t xml:space="preserve">3  </w:t>
-      </w:r>
-      <w:r>
-        <w:rPr>
-          <w:b/>
-          <w:color w:val="00407A"/>
-          <w:sz w:val="22"/>
-        </w:rPr>
-        <w:t>SEBIA 5: welke dagen passen?</w:t>
-      </w:r>
-    </w:p>
-    <w:p>
-      <w:pPr>
-        <w:spacing w:before="0" w:after="60"/>
+        <w:spacing w:before="60" w:after="0"/>
       </w:pPr>
       <w:r>
         <w:rPr>
@@ -2549,215 +2627,7 @@
           <w:color w:val="5A6A78"/>
           <w:sz w:val="17"/>
         </w:rPr>
-        <w:t>1,5 u per podoloog, in uw centrum. Dit zijn de dagen die de lesgever, Fabienne Dobbels, opgaf; kruis alles aan wat past.</w:t>
-      </w:r>
-    </w:p>
-    <w:p>
-      <w:pPr>
-        <w:spacing w:before="0" w:after="40"/>
-      </w:pPr>
-      <w:r>
-        <w:rPr>
-          <w:b/>
-          <w:color w:val="00407A"/>
-          <w:sz w:val="18"/>
-        </w:rPr>
-        <w:t xml:space="preserve">Vóór de paasvakantie:   </w:t>
-      </w:r>
-      <w:sdt>
-        <w:sdtPr>
-          <w14:checkbox>
-            <w14:checked w14:val="0"/>
-            <w14:checkedState w14:val="2612" w14:font="MS Gothic"/>
-            <w14:uncheckedState w14:val="2610" w14:font="MS Gothic"/>
-          </w14:checkbox>
-        </w:sdtPr>
-        <w:sdtContent>
-          <w:r>
-            <w:rPr>
-              <w:rFonts w:ascii="MS Gothic" w:eastAsia="MS Gothic" w:hAnsi="MS Gothic"/>
-              <w:sz w:val="20"/>
-            </w:rPr>
-            <w:t>☐</w:t>
-          </w:r>
-        </w:sdtContent>
-      </w:sdt>
-      <w:r>
-        <w:rPr>
-          <w:b w:val="0"/>
-          <w:color w:val="1B2630"/>
-          <w:sz w:val="17"/>
-        </w:rPr>
-        <w:t xml:space="preserve"> do 25 mrt, late namiddag   </w:t>
-      </w:r>
-      <w:sdt>
-        <w:sdtPr>
-          <w14:checkbox>
-            <w14:checked w14:val="0"/>
-            <w14:checkedState w14:val="2612" w14:font="MS Gothic"/>
-            <w14:uncheckedState w14:val="2610" w14:font="MS Gothic"/>
-          </w14:checkbox>
-        </w:sdtPr>
-        <w:sdtContent>
-          <w:r>
-            <w:rPr>
-              <w:rFonts w:ascii="MS Gothic" w:eastAsia="MS Gothic" w:hAnsi="MS Gothic"/>
-              <w:sz w:val="20"/>
-            </w:rPr>
-            <w:t>☐</w:t>
-          </w:r>
-        </w:sdtContent>
-      </w:sdt>
-      <w:r>
-        <w:rPr>
-          <w:b w:val="0"/>
-          <w:color w:val="1B2630"/>
-          <w:sz w:val="17"/>
-        </w:rPr>
-        <w:t xml:space="preserve"> vr 26 mrt   </w:t>
-      </w:r>
-    </w:p>
-    <w:p>
-      <w:pPr>
-        <w:spacing w:before="0" w:after="40"/>
-      </w:pPr>
-      <w:r>
-        <w:rPr>
-          <w:b/>
-          <w:color w:val="00407A"/>
-          <w:sz w:val="18"/>
-        </w:rPr>
-        <w:t xml:space="preserve">Na de paasvakantie:   </w:t>
-      </w:r>
-      <w:sdt>
-        <w:sdtPr>
-          <w14:checkbox>
-            <w14:checked w14:val="0"/>
-            <w14:checkedState w14:val="2612" w14:font="MS Gothic"/>
-            <w14:uncheckedState w14:val="2610" w14:font="MS Gothic"/>
-          </w14:checkbox>
-        </w:sdtPr>
-        <w:sdtContent>
-          <w:r>
-            <w:rPr>
-              <w:rFonts w:ascii="MS Gothic" w:eastAsia="MS Gothic" w:hAnsi="MS Gothic"/>
-              <w:sz w:val="20"/>
-            </w:rPr>
-            <w:t>☐</w:t>
-          </w:r>
-        </w:sdtContent>
-      </w:sdt>
-      <w:r>
-        <w:rPr>
-          <w:b w:val="0"/>
-          <w:color w:val="1B2630"/>
-          <w:sz w:val="17"/>
-        </w:rPr>
-        <w:t xml:space="preserve"> di 20 apr   </w:t>
-      </w:r>
-      <w:sdt>
-        <w:sdtPr>
-          <w14:checkbox>
-            <w14:checked w14:val="0"/>
-            <w14:checkedState w14:val="2612" w14:font="MS Gothic"/>
-            <w14:uncheckedState w14:val="2610" w14:font="MS Gothic"/>
-          </w14:checkbox>
-        </w:sdtPr>
-        <w:sdtContent>
-          <w:r>
-            <w:rPr>
-              <w:rFonts w:ascii="MS Gothic" w:eastAsia="MS Gothic" w:hAnsi="MS Gothic"/>
-              <w:sz w:val="20"/>
-            </w:rPr>
-            <w:t>☐</w:t>
-          </w:r>
-        </w:sdtContent>
-      </w:sdt>
-      <w:r>
-        <w:rPr>
-          <w:b w:val="0"/>
-          <w:color w:val="1B2630"/>
-          <w:sz w:val="17"/>
-        </w:rPr>
-        <w:t xml:space="preserve"> vr 23 apr   </w:t>
-      </w:r>
-      <w:sdt>
-        <w:sdtPr>
-          <w14:checkbox>
-            <w14:checked w14:val="0"/>
-            <w14:checkedState w14:val="2612" w14:font="MS Gothic"/>
-            <w14:uncheckedState w14:val="2610" w14:font="MS Gothic"/>
-          </w14:checkbox>
-        </w:sdtPr>
-        <w:sdtContent>
-          <w:r>
-            <w:rPr>
-              <w:rFonts w:ascii="MS Gothic" w:eastAsia="MS Gothic" w:hAnsi="MS Gothic"/>
-              <w:sz w:val="20"/>
-            </w:rPr>
-            <w:t>☐</w:t>
-          </w:r>
-        </w:sdtContent>
-      </w:sdt>
-      <w:r>
-        <w:rPr>
-          <w:b w:val="0"/>
-          <w:color w:val="1B2630"/>
-          <w:sz w:val="17"/>
-        </w:rPr>
-        <w:t xml:space="preserve"> ma 26 apr, voormiddag   </w:t>
-      </w:r>
-      <w:sdt>
-        <w:sdtPr>
-          <w14:checkbox>
-            <w14:checked w14:val="0"/>
-            <w14:checkedState w14:val="2612" w14:font="MS Gothic"/>
-            <w14:uncheckedState w14:val="2610" w14:font="MS Gothic"/>
-          </w14:checkbox>
-        </w:sdtPr>
-        <w:sdtContent>
-          <w:r>
-            <w:rPr>
-              <w:rFonts w:ascii="MS Gothic" w:eastAsia="MS Gothic" w:hAnsi="MS Gothic"/>
-              <w:sz w:val="20"/>
-            </w:rPr>
-            <w:t>☐</w:t>
-          </w:r>
-        </w:sdtContent>
-      </w:sdt>
-      <w:r>
-        <w:rPr>
-          <w:b w:val="0"/>
-          <w:color w:val="1B2630"/>
-          <w:sz w:val="17"/>
-        </w:rPr>
-        <w:t xml:space="preserve"> di 27 apr   </w:t>
-      </w:r>
-      <w:sdt>
-        <w:sdtPr>
-          <w14:checkbox>
-            <w14:checked w14:val="0"/>
-            <w14:checkedState w14:val="2612" w14:font="MS Gothic"/>
-            <w14:uncheckedState w14:val="2610" w14:font="MS Gothic"/>
-          </w14:checkbox>
-        </w:sdtPr>
-        <w:sdtContent>
-          <w:r>
-            <w:rPr>
-              <w:rFonts w:ascii="MS Gothic" w:eastAsia="MS Gothic" w:hAnsi="MS Gothic"/>
-              <w:sz w:val="20"/>
-            </w:rPr>
-            <w:t>☐</w:t>
-          </w:r>
-        </w:sdtContent>
-      </w:sdt>
-      <w:r>
-        <w:rPr>
-          <w:b w:val="0"/>
-          <w:color w:val="1B2630"/>
-          <w:sz w:val="17"/>
-        </w:rPr>
-        <w:t xml:space="preserve"> vr 30 apr   </w:t>
+        <w:t>Past SEBIA 5 niet? De lesgever, Fabienne Dobbels, kan op meer dagen tussen 20 en 30 april; noteer dan bij de opmerkingen welke dag wel past.</w:t>
       </w:r>
     </w:p>
     <w:p>
@@ -2770,7 +2640,7 @@
           <w:color w:val="FF7A00"/>
           <w:sz w:val="22"/>
         </w:rPr>
-        <w:t xml:space="preserve">4  </w:t>
+        <w:t xml:space="preserve">3  </w:t>
       </w:r>
       <w:r>
         <w:rPr>
@@ -2857,7 +2727,7 @@
           <w:color w:val="1B2630"/>
           <w:sz w:val="18"/>
         </w:rPr>
-        <w:t>–  U gaf maandagvoormiddag op als beste moment, maar op maandag staat geen podoloog vermeld. Klopt dat? Past maandag 1 maart voor de eerste podoloog?</w:t>
+        <w:t>–  U gaf maandagvoormiddag op als beste moment, maar op maandag staat geen podoloog vermeld. Klopt dat? SEBIA 3 en 4 (1e podoloog) en SEBIA 5 vallen op een maandag.</w:t>
       </w:r>
     </w:p>
     <w:p>
@@ -2879,7 +2749,7 @@
           <w:color w:val="FF7A00"/>
           <w:sz w:val="22"/>
         </w:rPr>
-        <w:t xml:space="preserve">5  </w:t>
+        <w:t xml:space="preserve">4  </w:t>
       </w:r>
       <w:r>
         <w:rPr>

--- a/Educatie/Opleiding per centrum/PARADISE_opleiding_Brugge.docx
+++ b/Educatie/Opleiding per centrum/PARADISE_opleiding_Brugge.docx
@@ -2727,7 +2727,7 @@
           <w:color w:val="1B2630"/>
           <w:sz w:val="18"/>
         </w:rPr>
-        <w:t>–  U gaf maandagvoormiddag op als beste moment, maar op maandag staat geen podoloog vermeld. Klopt dat? SEBIA 3 en 4 (1e podoloog) en SEBIA 5 vallen op een maandag.</w:t>
+        <w:t>–  U gaf maandagvoormiddag op als beste moment, maar op maandag staat geen podoloog vermeld. Klopt dat? SEBIA 3 en 4 (1e podoloog) valt op maandagnamiddag, SEBIA 5 op maandagvoormiddag.</w:t>
       </w:r>
     </w:p>
     <w:p>
